--- a/courts/federal-circuit/court-of-appeals/answering-brief/usage/OUTPUT-answering-brief.docx
+++ b/courts/federal-circuit/court-of-appeals/answering-brief/usage/OUTPUT-answering-brief.docx
@@ -759,7 +759,7 @@
         <w:tab/>
       </w:r>
       <w:r>
-        <w:t xml:space="preserve">4</w:t>
+        <w:t xml:space="preserve">5</w:t>
       </w:r>
     </w:p>
     <w:p>
@@ -1564,7 +1564,7 @@
         <w:pStyle w:val="CertificateText"/>
       </w:pPr>
       <w:r>
-        <w:t xml:space="preserve">I certify that this brief complies with the type-volume limitation of Fed. Cir. R. 32(b). The total number of words in the brief is 1,326, as calculated by Microsoft Word.</w:t>
+        <w:t xml:space="preserve">I certify that this brief complies with the type-volume limitation of Fed. Cir. R. 32(b). The total number of words in the brief is 1,326, as calculated by the word-processing system used to prepare it.</w:t>
       </w:r>
     </w:p>
     <w:p>
@@ -1921,7 +1921,7 @@
         <w:ind w:left="720" w:hanging="360"/>
       </w:pPr>
       <w:rPr>
-        <w:rFonts w:ascii="EB Garamond" w:hAnsi="EB Garamond" w:cs="EB Garamond" w:hint="default"/>
+        <w:rFonts w:ascii="Times New Roman" w:hAnsi="Times New Roman" w:cs="Times New Roman" w:hint="default"/>
       </w:rPr>
     </w:lvl>
     <w:lvl w:ilvl="1">
@@ -1954,7 +1954,7 @@
         <w:ind w:left="2880" w:hanging="360"/>
       </w:pPr>
       <w:rPr>
-        <w:rFonts w:ascii="EB Garamond" w:hAnsi="EB Garamond" w:cs="EB Garamond" w:hint="default"/>
+        <w:rFonts w:ascii="Times New Roman" w:hAnsi="Times New Roman" w:cs="Times New Roman" w:hint="default"/>
       </w:rPr>
     </w:lvl>
     <w:lvl w:ilvl="4">
@@ -1987,7 +1987,7 @@
         <w:ind w:left="5040" w:hanging="360"/>
       </w:pPr>
       <w:rPr>
-        <w:rFonts w:ascii="EB Garamond" w:hAnsi="EB Garamond" w:cs="EB Garamond" w:hint="default"/>
+        <w:rFonts w:ascii="Times New Roman" w:hAnsi="Times New Roman" w:cs="Times New Roman" w:hint="default"/>
       </w:rPr>
     </w:lvl>
     <w:lvl w:ilvl="7">
@@ -2027,7 +2027,7 @@
   <w:docDefaults>
     <w:rPrDefault>
       <w:rPr>
-        <w:rFonts w:ascii="EB Garamond" w:hAnsi="EB Garamond" w:eastAsia="EB Garamond" w:cs="EB Garamond"/>
+        <w:rFonts w:ascii="Times New Roman" w:hAnsi="Times New Roman" w:eastAsia="Times New Roman" w:cs="Times New Roman"/>
         <w:sz w:val="28"/>
         <w:szCs w:val="28"/>
         <w:lang w:val="en-US" w:eastAsia="en-US" w:bidi="ar-SA"/>

--- a/courts/federal-circuit/court-of-appeals/answering-brief/usage/OUTPUT-answering-brief.docx
+++ b/courts/federal-circuit/court-of-appeals/answering-brief/usage/OUTPUT-answering-brief.docx
@@ -3836,7 +3836,7 @@
     </w:p>
     <w:p>
       <w:pPr>
-        <w:pStyle w:val="BodyText"/>
+        <w:pStyle w:val="BodyTextNote"/>
       </w:pPr>
       <w:r>
         <w:t xml:space="preserve">This appeal arises from the examination of application serial no. 17/409,019 (the ’019 application or Appellants’ application), which is assigned to Appellants Ablynx N.V. and Sanofi. Appx20</w:t>
@@ -4886,7 +4886,7 @@
     </w:p>
     <w:p>
       <w:pPr>
-        <w:pStyle w:val="BodyText"/>
+        <w:pStyle w:val="BodyTextNote"/>
       </w:pPr>
       <w:r>
         <w:t xml:space="preserve">Appellants concede that, if the ’019 application’s claims were to issue, it would be at least the seventh patent</w:t>
@@ -7164,6 +7164,14 @@
     <w:pPr>
       <w:keepNext/>
       <w:keepLines/>
+    </w:pPr>
+  </w:style>
+  <w:style w:type="paragraph" w:customStyle="1" w:styleId="BodyTextNote">
+    <w:name w:val="Body Text Note"/>
+    <w:basedOn w:val="BodyText"/>
+    <w:qFormat/>
+    <w:pPr>
+      <w:widowControl w:val="0"/>
     </w:pPr>
   </w:style>
   <w:style w:type="paragraph" w:customStyle="1" w:styleId="SourceCode">

--- a/courts/federal-circuit/court-of-appeals/answering-brief/usage/OUTPUT-answering-brief.docx
+++ b/courts/federal-circuit/court-of-appeals/answering-brief/usage/OUTPUT-answering-brief.docx
@@ -4105,7 +4105,7 @@
         <w:pStyle w:val="BodyText"/>
       </w:pPr>
       <w:r>
-        <w:t xml:space="preserve">The ’019 application was filed on August 23, 2021, and is a continuation application in a series of applications that claim priority to International Application PCT/EP2012/062251, filed June 25, 2012. Appx20. Appellants rely on that PCT application date as the patent-term filing date for their application (i.e., the date from which their 20-year patent term is calculated). Br. at 3. The first-filed application in the series of applications was filed June 25, 2012, as Application No. 14/128,681 (the ’681 application), the national stage entry of PCT/EP2012/062251. Appx12; Appx190;</w:t>
+        <w:t xml:space="preserve">The ’019 application was filed on August 23, 2021, and is a continuation application in a series of applications that claim priority to International Application PCT/​EP2012/062251, filed June 25, 2012. Appx20. Appellants rely on that PCT application date as the patent-term filing date for their application (i.e., the date from which their 20-year patent term is calculated). Br. at 3. The first-filed application in the series of applications was filed June 25, 2012, as Application No. 14/128,681 (the ’681 application), the national stage entry of PCT/​EP2012/062251. Appx12; Appx190;</w:t>
       </w:r>
       <w:r>
         <w:t xml:space="preserve"> </w:t>
@@ -5467,7 +5467,7 @@
         <w:ind w:left="4680" w:firstLine="0"/>
       </w:pPr>
       <w:r>
-        <w:t xml:space="preserve">/s/ Kakoli Caprihan</w:t>
+        <w:t xml:space="preserve">/​s/ Kakoli Caprihan</w:t>
       </w:r>
     </w:p>
     <w:p>
@@ -5897,7 +5897,7 @@
         <w:ind w:left="4680" w:firstLine="0"/>
       </w:pPr>
       <w:r>
-        <w:t xml:space="preserve">/s/ Kakoli Caprihan</w:t>
+        <w:t xml:space="preserve">/​s/ Kakoli Caprihan</w:t>
       </w:r>
     </w:p>
     <w:p>
@@ -6063,7 +6063,7 @@
         <w:ind w:left="0" w:firstLine="0"/>
       </w:pPr>
       <w:r>
-        <w:t xml:space="preserve">I certify that on August 14, 2026 I electronically filed the foregoing brief with the Clerk of Court using the CM/ECF system, which will send notice of the filing to all counsel of record.</w:t>
+        <w:t xml:space="preserve">I certify that on August 14, 2026 I electronically filed the foregoing brief with the Clerk of Court using the CM/​ECF system, which will send notice of the filing to all counsel of record.</w:t>
       </w:r>
     </w:p>
     <w:p>
@@ -6074,7 +6074,7 @@
         <w:ind w:left="4680" w:firstLine="0"/>
       </w:pPr>
       <w:r>
-        <w:t xml:space="preserve">/s/ Kakoli Caprihan</w:t>
+        <w:t xml:space="preserve">/​s/ Kakoli Caprihan</w:t>
       </w:r>
     </w:p>
     <w:p>

--- a/courts/federal-circuit/court-of-appeals/answering-brief/usage/OUTPUT-answering-brief.docx
+++ b/courts/federal-circuit/court-of-appeals/answering-brief/usage/OUTPUT-answering-brief.docx
@@ -6229,60 +6229,6 @@
 
 <file path=word/comments.xml><?xml version="1.0" encoding="utf-8"?>
 <w:comments xmlns:w="http://schemas.openxmlformats.org/wordprocessingml/2006/main" xmlns:m="http://schemas.openxmlformats.org/officeDocument/2006/math" xmlns:r="http://schemas.openxmlformats.org/officeDocument/2006/relationships" xmlns:o="urn:schemas-microsoft-com:office:office" xmlns:v="urn:schemas-microsoft-com:vml" xmlns:w10="urn:schemas-microsoft-com:office:word" xmlns:a="http://schemas.openxmlformats.org/drawingml/2006/main" xmlns:pic="http://schemas.openxmlformats.org/drawingml/2006/picture" xmlns:wp="http://schemas.openxmlformats.org/drawingml/2006/wordprocessingDrawing"/>
-</file>
-
-<file path=word/footer-arabic.xml><?xml version="1.0" encoding="utf-8"?>
-<w:ftr xmlns:w="http://schemas.openxmlformats.org/wordprocessingml/2006/main" xmlns:r="http://schemas.openxmlformats.org/officeDocument/2006/relationships">
-  <w:p>
-    <w:pPr>
-      <w:spacing w:before="0" w:after="0" w:line="322" w:lineRule="exact"/>
-      <w:ind w:firstLine="0"/>
-      <w:jc w:val="center"/>
-    </w:pPr>
-    <w:r>
-      <w:fldChar w:fldCharType="begin"/>
-    </w:r>
-    <w:r>
-      <w:instrText xml:space="preserve"> PAGE </w:instrText>
-    </w:r>
-    <w:r>
-      <w:fldChar w:fldCharType="separate"/>
-    </w:r>
-    <w:r>
-      <w:t>1</w:t>
-    </w:r>
-    <w:r>
-      <w:fldChar w:fldCharType="end"/>
-    </w:r>
-  </w:p>
-</w:ftr>
-</file>
-
-<file path=word/footer-roman.xml><?xml version="1.0" encoding="utf-8"?>
-<w:ftr xmlns:w="http://schemas.openxmlformats.org/wordprocessingml/2006/main" xmlns:r="http://schemas.openxmlformats.org/officeDocument/2006/relationships">
-  <w:p>
-    <w:pPr>
-      <w:spacing w:before="0" w:after="0" w:line="322" w:lineRule="exact"/>
-      <w:ind w:firstLine="0"/>
-      <w:jc w:val="center"/>
-    </w:pPr>
-    <w:r>
-      <w:fldChar w:fldCharType="begin"/>
-    </w:r>
-    <w:r>
-      <w:instrText xml:space="preserve"> PAGE </w:instrText>
-    </w:r>
-    <w:r>
-      <w:fldChar w:fldCharType="separate"/>
-    </w:r>
-    <w:r>
-      <w:t>1</w:t>
-    </w:r>
-    <w:r>
-      <w:fldChar w:fldCharType="end"/>
-    </w:r>
-  </w:p>
-</w:ftr>
 </file>
 
 <file path=word/footer1.xml><?xml version="1.0" encoding="utf-8"?>
@@ -6377,6 +6323,126 @@
     </w:p>
   </w:footnote>
 </w:footnotes>
+</file>
+
+<file path=word/ftr-add.xml><?xml version="1.0" encoding="utf-8"?>
+<w:ftr xmlns:w="http://schemas.openxmlformats.org/wordprocessingml/2006/main" xmlns:r="http://schemas.openxmlformats.org/officeDocument/2006/relationships">
+  <w:p>
+    <w:pPr>
+      <w:spacing w:before="0" w:after="0"/>
+      <w:jc w:val="center"/>
+    </w:pPr>
+    <w:r>
+      <w:t>Add-</w:t>
+    </w:r>
+    <w:r>
+      <w:fldChar w:fldCharType="begin"/>
+    </w:r>
+    <w:r>
+      <w:instrText xml:space="preserve"> PAGE </w:instrText>
+    </w:r>
+    <w:r>
+      <w:fldChar w:fldCharType="separate"/>
+    </w:r>
+    <w:r>
+      <w:t>1</w:t>
+    </w:r>
+    <w:r>
+      <w:fldChar w:fldCharType="end"/>
+    </w:r>
+  </w:p>
+</w:ftr>
+</file>
+
+<file path=word/ftr-none.xml><?xml version="1.0" encoding="utf-8"?>
+<w:ftr xmlns:w="http://schemas.openxmlformats.org/wordprocessingml/2006/main" xmlns:r="http://schemas.openxmlformats.org/officeDocument/2006/relationships">
+  <w:p>
+    <w:pPr>
+      <w:spacing w:before="0" w:after="0"/>
+      <w:jc w:val="center"/>
+    </w:pPr>
+  </w:p>
+</w:ftr>
+</file>
+
+<file path=word/ftr-own1.xml><?xml version="1.0" encoding="utf-8"?>
+<w:ftr xmlns:w="http://schemas.openxmlformats.org/wordprocessingml/2006/main" xmlns:r="http://schemas.openxmlformats.org/officeDocument/2006/relationships">
+  <w:p>
+    <w:pPr>
+      <w:spacing w:before="0" w:after="0" w:line="322" w:lineRule="exact"/>
+      <w:ind w:firstLine="0"/>
+      <w:jc w:val="center"/>
+    </w:pPr>
+    <w:r>
+      <w:fldChar w:fldCharType="begin"/>
+    </w:r>
+    <w:r>
+      <w:instrText xml:space="preserve"> PAGE </w:instrText>
+    </w:r>
+    <w:r>
+      <w:fldChar w:fldCharType="separate"/>
+    </w:r>
+    <w:r>
+      <w:t>1</w:t>
+    </w:r>
+    <w:r>
+      <w:fldChar w:fldCharType="end"/>
+    </w:r>
+  </w:p>
+</w:ftr>
+</file>
+
+<file path=word/ftr-own2.xml><?xml version="1.0" encoding="utf-8"?>
+<w:ftr xmlns:w="http://schemas.openxmlformats.org/wordprocessingml/2006/main" xmlns:r="http://schemas.openxmlformats.org/officeDocument/2006/relationships">
+  <w:p>
+    <w:pPr>
+      <w:spacing w:before="0" w:after="0" w:line="322" w:lineRule="exact"/>
+      <w:ind w:firstLine="0"/>
+      <w:jc w:val="center"/>
+    </w:pPr>
+    <w:r>
+      <w:fldChar w:fldCharType="begin"/>
+    </w:r>
+    <w:r>
+      <w:instrText xml:space="preserve"> PAGE </w:instrText>
+    </w:r>
+    <w:r>
+      <w:fldChar w:fldCharType="separate"/>
+    </w:r>
+    <w:r>
+      <w:t>1</w:t>
+    </w:r>
+    <w:r>
+      <w:fldChar w:fldCharType="end"/>
+    </w:r>
+  </w:p>
+</w:ftr>
+</file>
+
+<file path=word/ftr-page.xml><?xml version="1.0" encoding="utf-8"?>
+<w:ftr xmlns:w="http://schemas.openxmlformats.org/wordprocessingml/2006/main" xmlns:r="http://schemas.openxmlformats.org/officeDocument/2006/relationships">
+  <w:p>
+    <w:pPr>
+      <w:spacing w:before="0" w:after="0"/>
+      <w:jc w:val="center"/>
+    </w:pPr>
+    <w:r>
+      <w:fldChar w:fldCharType="begin"/>
+    </w:r>
+    <w:r>
+      <w:instrText xml:space="preserve"> PAGE </w:instrText>
+    </w:r>
+    <w:r>
+      <w:fldChar w:fldCharType="separate"/>
+    </w:r>
+    <w:r>
+      <w:t>1</w:t>
+    </w:r>
+    <w:r>
+      <w:fldChar w:fldCharType="end"/>
+    </w:r>
+  </w:p>
+</w:ftr>
 </file>
 
 <file path=word/numbering.xml><?xml version="1.0" encoding="utf-8"?>
